--- a/docs/Guia_Instalacion_Paso_a_Paso.docx
+++ b/docs/Guia_Instalacion_Paso_a_Paso.docx
@@ -2497,6 +2497,358 @@
       </w:tr>
     </w:tbl>
     <w:p>
+      <w:r>
+        <w:br w:type="page"/>
+      </w:r>
+    </w:p>
+    <w:p>
+      <w:pPr>
+        <w:pStyle w:val="Heading1"/>
+        <w:spacing w:after="120" w:before="300"/>
+      </w:pPr>
+      <w:r>
+        <w:rPr>
+          <w:b/>
+          <w:bCs/>
+          <w:color w:val="1F4E79"/>
+          <w:sz w:val="30"/>
+          <w:szCs w:val="30"/>
+        </w:rPr>
+        <w:t xml:space="preserve">Opcional — Activar el cifrado TLS</w:t>
+      </w:r>
+    </w:p>
+    <w:p>
+      <w:pPr>
+        <w:spacing w:after="120"/>
+      </w:pPr>
+      <w:r>
+        <w:rPr>
+          <w:sz w:val="22"/>
+          <w:szCs w:val="22"/>
+        </w:rPr>
+        <w:t xml:space="preserve">Solo si quieres cifrar el tráfico (recomendado si la red no es de total confianza). Hazlo DESPUÉS de tener todo funcionando sin cifrado.</w:t>
+      </w:r>
+    </w:p>
+    <w:p>
+      <w:pPr>
+        <w:pStyle w:val="ListParagraph"/>
+        <w:numPr>
+          <w:ilvl w:val="0"/>
+          <w:numId w:val="3"/>
+        </w:numPr>
+        <w:spacing w:after="80"/>
+      </w:pPr>
+      <w:r>
+        <w:rPr>
+          <w:sz w:val="22"/>
+          <w:szCs w:val="22"/>
+        </w:rPr>
+        <w:t xml:space="preserve">En el equipo del profesor, doble clic en </w:t>
+      </w:r>
+      <w:r>
+        <w:rPr>
+          <w:rFonts w:ascii="Consolas" w:cs="Consolas" w:eastAsia="Consolas" w:hAnsi="Consolas"/>
+          <w:sz w:val="20"/>
+          <w:szCs w:val="20"/>
+        </w:rPr>
+        <w:t xml:space="preserve">generate_cert.bat</w:t>
+      </w:r>
+      <w:r>
+        <w:rPr>
+          <w:sz w:val="22"/>
+          <w:szCs w:val="22"/>
+        </w:rPr>
+        <w:t xml:space="preserve">. Crea dos ficheros en la carpeta </w:t>
+      </w:r>
+      <w:r>
+        <w:rPr>
+          <w:rFonts w:ascii="Consolas" w:cs="Consolas" w:eastAsia="Consolas" w:hAnsi="Consolas"/>
+          <w:sz w:val="20"/>
+          <w:szCs w:val="20"/>
+        </w:rPr>
+        <w:t xml:space="preserve">dist\</w:t>
+      </w:r>
+      <w:r>
+        <w:rPr>
+          <w:sz w:val="22"/>
+          <w:szCs w:val="22"/>
+        </w:rPr>
+        <w:t xml:space="preserve">:</w:t>
+      </w:r>
+    </w:p>
+    <w:p>
+      <w:pPr>
+        <w:pBdr>
+          <w:top w:val="single" w:color="DDDDDD" w:sz="4"/>
+          <w:bottom w:val="single" w:color="DDDDDD" w:sz="4"/>
+          <w:left w:val="single" w:color="DDDDDD" w:sz="4"/>
+          <w:right w:val="single" w:color="DDDDDD" w:sz="4"/>
+        </w:pBdr>
+        <w:shd w:fill="F2F3F5" w:color="auto" w:val="clear"/>
+        <w:spacing w:after="120" w:before="60"/>
+      </w:pPr>
+      <w:r>
+        <w:rPr>
+          <w:rFonts w:ascii="Consolas" w:cs="Consolas" w:eastAsia="Consolas" w:hAnsi="Consolas"/>
+          <w:sz w:val="19"/>
+          <w:szCs w:val="19"/>
+        </w:rPr>
+        <w:t xml:space="preserve">server.key   (privado: se queda SOLO en el profesor)</w:t>
+      </w:r>
+      <w:r>
+        <w:br/>
+      </w:r>
+      <w:r>
+        <w:rPr>
+          <w:rFonts w:ascii="Consolas" w:cs="Consolas" w:eastAsia="Consolas" w:hAnsi="Consolas"/>
+          <w:sz w:val="19"/>
+          <w:szCs w:val="19"/>
+        </w:rPr>
+        <w:t xml:space="preserve">server.crt   (publico: se copia a los clientes)</w:t>
+      </w:r>
+    </w:p>
+    <w:p>
+      <w:pPr>
+        <w:pStyle w:val="ListParagraph"/>
+        <w:numPr>
+          <w:ilvl w:val="0"/>
+          <w:numId w:val="3"/>
+        </w:numPr>
+        <w:spacing w:after="80"/>
+      </w:pPr>
+      <w:r>
+        <w:rPr>
+          <w:sz w:val="22"/>
+          <w:szCs w:val="22"/>
+        </w:rPr>
+        <w:t xml:space="preserve">Copia </w:t>
+      </w:r>
+      <w:r>
+        <w:rPr>
+          <w:rFonts w:ascii="Consolas" w:cs="Consolas" w:eastAsia="Consolas" w:hAnsi="Consolas"/>
+          <w:sz w:val="20"/>
+          <w:szCs w:val="20"/>
+        </w:rPr>
+        <w:t xml:space="preserve">server.key</w:t>
+      </w:r>
+      <w:r>
+        <w:rPr>
+          <w:sz w:val="22"/>
+          <w:szCs w:val="22"/>
+        </w:rPr>
+        <w:t xml:space="preserve"> y </w:t>
+      </w:r>
+      <w:r>
+        <w:rPr>
+          <w:rFonts w:ascii="Consolas" w:cs="Consolas" w:eastAsia="Consolas" w:hAnsi="Consolas"/>
+          <w:sz w:val="20"/>
+          <w:szCs w:val="20"/>
+        </w:rPr>
+        <w:t xml:space="preserve">server.crt</w:t>
+      </w:r>
+      <w:r>
+        <w:rPr>
+          <w:sz w:val="22"/>
+          <w:szCs w:val="22"/>
+        </w:rPr>
+        <w:t xml:space="preserve"> junto a </w:t>
+      </w:r>
+      <w:r>
+        <w:rPr>
+          <w:rFonts w:ascii="Consolas" w:cs="Consolas" w:eastAsia="Consolas" w:hAnsi="Consolas"/>
+          <w:sz w:val="20"/>
+          <w:szCs w:val="20"/>
+        </w:rPr>
+        <w:t xml:space="preserve">ClassroomAdmin.exe</w:t>
+      </w:r>
+      <w:r>
+        <w:rPr>
+          <w:sz w:val="22"/>
+          <w:szCs w:val="22"/>
+        </w:rPr>
+        <w:t xml:space="preserve"> y en </w:t>
+      </w:r>
+      <w:r>
+        <w:rPr>
+          <w:rFonts w:ascii="Consolas" w:cs="Consolas" w:eastAsia="Consolas" w:hAnsi="Consolas"/>
+          <w:sz w:val="20"/>
+          <w:szCs w:val="20"/>
+        </w:rPr>
+        <w:t xml:space="preserve">admin.ini</w:t>
+      </w:r>
+      <w:r>
+        <w:rPr>
+          <w:sz w:val="22"/>
+          <w:szCs w:val="22"/>
+        </w:rPr>
+        <w:t xml:space="preserve"> pon:</w:t>
+      </w:r>
+    </w:p>
+    <w:p>
+      <w:pPr>
+        <w:pBdr>
+          <w:top w:val="single" w:color="DDDDDD" w:sz="4"/>
+          <w:bottom w:val="single" w:color="DDDDDD" w:sz="4"/>
+          <w:left w:val="single" w:color="DDDDDD" w:sz="4"/>
+          <w:right w:val="single" w:color="DDDDDD" w:sz="4"/>
+        </w:pBdr>
+        <w:shd w:fill="F2F3F5" w:color="auto" w:val="clear"/>
+        <w:spacing w:after="120" w:before="60"/>
+      </w:pPr>
+      <w:r>
+        <w:rPr>
+          <w:rFonts w:ascii="Consolas" w:cs="Consolas" w:eastAsia="Consolas" w:hAnsi="Consolas"/>
+          <w:sz w:val="19"/>
+          <w:szCs w:val="19"/>
+        </w:rPr>
+        <w:t xml:space="preserve">use_tls = true</w:t>
+      </w:r>
+      <w:r>
+        <w:br/>
+      </w:r>
+      <w:r>
+        <w:rPr>
+          <w:rFonts w:ascii="Consolas" w:cs="Consolas" w:eastAsia="Consolas" w:hAnsi="Consolas"/>
+          <w:sz w:val="19"/>
+          <w:szCs w:val="19"/>
+        </w:rPr>
+        <w:t xml:space="preserve">certfile = server.crt</w:t>
+      </w:r>
+      <w:r>
+        <w:br/>
+      </w:r>
+      <w:r>
+        <w:rPr>
+          <w:rFonts w:ascii="Consolas" w:cs="Consolas" w:eastAsia="Consolas" w:hAnsi="Consolas"/>
+          <w:sz w:val="19"/>
+          <w:szCs w:val="19"/>
+        </w:rPr>
+        <w:t xml:space="preserve">keyfile = server.key</w:t>
+      </w:r>
+    </w:p>
+    <w:p>
+      <w:pPr>
+        <w:pStyle w:val="ListParagraph"/>
+        <w:numPr>
+          <w:ilvl w:val="0"/>
+          <w:numId w:val="3"/>
+        </w:numPr>
+        <w:spacing w:after="80"/>
+      </w:pPr>
+      <w:r>
+        <w:rPr>
+          <w:sz w:val="22"/>
+          <w:szCs w:val="22"/>
+        </w:rPr>
+        <w:t xml:space="preserve">Copia SOLO </w:t>
+      </w:r>
+      <w:r>
+        <w:rPr>
+          <w:rFonts w:ascii="Consolas" w:cs="Consolas" w:eastAsia="Consolas" w:hAnsi="Consolas"/>
+          <w:sz w:val="20"/>
+          <w:szCs w:val="20"/>
+        </w:rPr>
+        <w:t xml:space="preserve">server.crt</w:t>
+      </w:r>
+      <w:r>
+        <w:rPr>
+          <w:sz w:val="22"/>
+          <w:szCs w:val="22"/>
+        </w:rPr>
+        <w:t xml:space="preserve"> a cada equipo de alumno (junto a </w:t>
+      </w:r>
+      <w:r>
+        <w:rPr>
+          <w:rFonts w:ascii="Consolas" w:cs="Consolas" w:eastAsia="Consolas" w:hAnsi="Consolas"/>
+          <w:sz w:val="20"/>
+          <w:szCs w:val="20"/>
+        </w:rPr>
+        <w:t xml:space="preserve">ClassroomClient.exe</w:t>
+      </w:r>
+      <w:r>
+        <w:rPr>
+          <w:sz w:val="22"/>
+          <w:szCs w:val="22"/>
+        </w:rPr>
+        <w:t xml:space="preserve">) y en </w:t>
+      </w:r>
+      <w:r>
+        <w:rPr>
+          <w:rFonts w:ascii="Consolas" w:cs="Consolas" w:eastAsia="Consolas" w:hAnsi="Consolas"/>
+          <w:sz w:val="20"/>
+          <w:szCs w:val="20"/>
+        </w:rPr>
+        <w:t xml:space="preserve">client.ini</w:t>
+      </w:r>
+      <w:r>
+        <w:rPr>
+          <w:sz w:val="22"/>
+          <w:szCs w:val="22"/>
+        </w:rPr>
+        <w:t xml:space="preserve"> pon:</w:t>
+      </w:r>
+    </w:p>
+    <w:p>
+      <w:pPr>
+        <w:pBdr>
+          <w:top w:val="single" w:color="DDDDDD" w:sz="4"/>
+          <w:bottom w:val="single" w:color="DDDDDD" w:sz="4"/>
+          <w:left w:val="single" w:color="DDDDDD" w:sz="4"/>
+          <w:right w:val="single" w:color="DDDDDD" w:sz="4"/>
+        </w:pBdr>
+        <w:shd w:fill="F2F3F5" w:color="auto" w:val="clear"/>
+        <w:spacing w:after="120" w:before="60"/>
+      </w:pPr>
+      <w:r>
+        <w:rPr>
+          <w:rFonts w:ascii="Consolas" w:cs="Consolas" w:eastAsia="Consolas" w:hAnsi="Consolas"/>
+          <w:sz w:val="19"/>
+          <w:szCs w:val="19"/>
+        </w:rPr>
+        <w:t xml:space="preserve">use_tls = true</w:t>
+      </w:r>
+      <w:r>
+        <w:br/>
+      </w:r>
+      <w:r>
+        <w:rPr>
+          <w:rFonts w:ascii="Consolas" w:cs="Consolas" w:eastAsia="Consolas" w:hAnsi="Consolas"/>
+          <w:sz w:val="19"/>
+          <w:szCs w:val="19"/>
+        </w:rPr>
+        <w:t xml:space="preserve">ca_cert = server.crt</w:t>
+      </w:r>
+    </w:p>
+    <w:p>
+      <w:pPr>
+        <w:pBdr>
+          <w:top w:val="single" w:color="E0A030" w:sz="6"/>
+          <w:bottom w:val="single" w:color="E0A030" w:sz="6"/>
+          <w:left w:val="single" w:color="E0A030" w:sz="6"/>
+          <w:right w:val="single" w:color="E0A030" w:sz="6"/>
+        </w:pBdr>
+        <w:shd w:fill="FFF4E5" w:color="auto" w:val="clear"/>
+        <w:spacing w:after="140" w:before="80"/>
+      </w:pPr>
+      <w:r>
+        <w:rPr>
+          <w:b/>
+          <w:bCs/>
+          <w:color w:val="9A6700"/>
+          <w:sz w:val="21"/>
+          <w:szCs w:val="21"/>
+        </w:rPr>
+        <w:t xml:space="preserve">Nota: </w:t>
+      </w:r>
+      <w:r>
+        <w:rPr>
+          <w:sz w:val="21"/>
+          <w:szCs w:val="21"/>
+        </w:rPr>
+        <w:t xml:space="preserve">El token debe seguir siendo el mismo en todos. Nunca copies server.key a los clientes: es la clave privada del profesor.</w:t>
+      </w:r>
+    </w:p>
+    <w:p>
       <w:pPr>
         <w:pStyle w:val="Heading1"/>
         <w:spacing w:after="120" w:before="300"/>

--- a/docs/Guia_Instalacion_Paso_a_Paso.docx
+++ b/docs/Guia_Instalacion_Paso_a_Paso.docx
@@ -1095,6 +1095,47 @@
           <w:sz w:val="22"/>
           <w:szCs w:val="22"/>
         </w:rPr>
+        <w:t xml:space="preserve">Haz también </w:t>
+      </w:r>
+      <w:r>
+        <w:rPr>
+          <w:b/>
+          <w:bCs/>
+          <w:sz w:val="22"/>
+          <w:szCs w:val="22"/>
+        </w:rPr>
+        <w:t xml:space="preserve">doble clic en </w:t>
+      </w:r>
+      <w:r>
+        <w:rPr>
+          <w:rFonts w:ascii="Consolas" w:cs="Consolas" w:eastAsia="Consolas" w:hAnsi="Consolas"/>
+          <w:sz w:val="20"/>
+          <w:szCs w:val="20"/>
+        </w:rPr>
+        <w:t xml:space="preserve">build_watchdog.bat</w:t>
+      </w:r>
+      <w:r>
+        <w:rPr>
+          <w:sz w:val="22"/>
+          <w:szCs w:val="22"/>
+        </w:rPr>
+        <w:t xml:space="preserve"> para generar el vigilante, que mantiene el agente siempre en marcha.</w:t>
+      </w:r>
+    </w:p>
+    <w:p>
+      <w:pPr>
+        <w:pStyle w:val="ListParagraph"/>
+        <w:numPr>
+          <w:ilvl w:val="0"/>
+          <w:numId w:val="3"/>
+        </w:numPr>
+        <w:spacing w:after="80"/>
+      </w:pPr>
+      <w:r>
+        <w:rPr>
+          <w:sz w:val="22"/>
+          <w:szCs w:val="22"/>
+        </w:rPr>
         <w:t xml:space="preserve">Cuando termine, dentro de la carpeta </w:t>
       </w:r>
       <w:r>
@@ -1110,7 +1151,7 @@
           <w:sz w:val="22"/>
           <w:szCs w:val="22"/>
         </w:rPr>
-        <w:t xml:space="preserve"> tendrás los dos ejecutables:</w:t>
+        <w:t xml:space="preserve"> tendrás los ejecutables:</w:t>
       </w:r>
     </w:p>
     <w:p>
@@ -1143,6 +1184,17 @@
         </w:rPr>
         <w:t xml:space="preserve">dist\ClassroomClient.exe</w:t>
       </w:r>
+      <w:r>
+        <w:br/>
+      </w:r>
+      <w:r>
+        <w:rPr>
+          <w:rFonts w:ascii="Consolas" w:cs="Consolas" w:eastAsia="Consolas" w:hAnsi="Consolas"/>
+          <w:sz w:val="19"/>
+          <w:szCs w:val="19"/>
+        </w:rPr>
+        <w:t xml:space="preserve">dist\ClassroomWatchdog.exe</w:t>
+      </w:r>
     </w:p>
     <w:p>
       <w:pPr>
@@ -1593,6 +1645,21 @@
           <w:sz w:val="22"/>
           <w:szCs w:val="22"/>
         </w:rPr>
+        <w:t xml:space="preserve">, </w:t>
+      </w:r>
+      <w:r>
+        <w:rPr>
+          <w:rFonts w:ascii="Consolas" w:cs="Consolas" w:eastAsia="Consolas" w:hAnsi="Consolas"/>
+          <w:sz w:val="20"/>
+          <w:szCs w:val="20"/>
+        </w:rPr>
+        <w:t xml:space="preserve">ClassroomWatchdog.exe</w:t>
+      </w:r>
+      <w:r>
+        <w:rPr>
+          <w:sz w:val="22"/>
+          <w:szCs w:val="22"/>
+        </w:rPr>
         <w:t xml:space="preserve"> y el archivo </w:t>
       </w:r>
       <w:r>
@@ -1800,7 +1867,7 @@
           <w:sz w:val="25"/>
           <w:szCs w:val="25"/>
         </w:rPr>
-        <w:t xml:space="preserve">3.1. Que arranque solo al encender (recomendado)</w:t>
+        <w:t xml:space="preserve">3.1. Que arranque solo y no se pueda cerrar (recomendado)</w:t>
       </w:r>
     </w:p>
     <w:p>
@@ -1812,7 +1879,7 @@
           <w:sz w:val="22"/>
           <w:szCs w:val="22"/>
         </w:rPr>
-        <w:t xml:space="preserve">Para que el agente se inicie automáticamente al encender el equipo, usa el Programador de tareas:</w:t>
+        <w:t xml:space="preserve">La forma fácil: usa el script incluido, que registra el vigilante para que arranque al iniciar sesión y relance el agente si un alumno lo cierra.</w:t>
       </w:r>
     </w:p>
     <w:p>
@@ -1829,22 +1896,37 @@
           <w:sz w:val="22"/>
           <w:szCs w:val="22"/>
         </w:rPr>
-        <w:t xml:space="preserve">Abre el menú Inicio, escribe </w:t>
-      </w:r>
-      <w:r>
-        <w:rPr>
-          <w:rFonts w:ascii="Consolas" w:cs="Consolas" w:eastAsia="Consolas" w:hAnsi="Consolas"/>
-          <w:sz w:val="20"/>
-          <w:szCs w:val="20"/>
-        </w:rPr>
-        <w:t xml:space="preserve">Programador de tareas</w:t>
-      </w:r>
-      <w:r>
-        <w:rPr>
-          <w:sz w:val="22"/>
-          <w:szCs w:val="22"/>
-        </w:rPr>
-        <w:t xml:space="preserve"> y ábrelo.</w:t>
+        <w:t xml:space="preserve">Copia la carpeta </w:t>
+      </w:r>
+      <w:r>
+        <w:rPr>
+          <w:rFonts w:ascii="Consolas" w:cs="Consolas" w:eastAsia="Consolas" w:hAnsi="Consolas"/>
+          <w:sz w:val="20"/>
+          <w:szCs w:val="20"/>
+        </w:rPr>
+        <w:t xml:space="preserve">installer</w:t>
+      </w:r>
+      <w:r>
+        <w:rPr>
+          <w:sz w:val="22"/>
+          <w:szCs w:val="22"/>
+        </w:rPr>
+        <w:t xml:space="preserve"> del proyecto al equipo (o solo </w:t>
+      </w:r>
+      <w:r>
+        <w:rPr>
+          <w:rFonts w:ascii="Consolas" w:cs="Consolas" w:eastAsia="Consolas" w:hAnsi="Consolas"/>
+          <w:sz w:val="20"/>
+          <w:szCs w:val="20"/>
+        </w:rPr>
+        <w:t xml:space="preserve">install_client_task.bat</w:t>
+      </w:r>
+      <w:r>
+        <w:rPr>
+          <w:sz w:val="22"/>
+          <w:szCs w:val="22"/>
+        </w:rPr>
+        <w:t xml:space="preserve">).</w:t>
       </w:r>
     </w:p>
     <w:p>
@@ -1861,24 +1943,22 @@
           <w:sz w:val="22"/>
           <w:szCs w:val="22"/>
         </w:rPr>
-        <w:t xml:space="preserve">A la derecha, pulsa “Crear tarea…” (no “tarea básica”).</w:t>
-      </w:r>
-    </w:p>
-    <w:p>
-      <w:pPr>
-        <w:pStyle w:val="ListParagraph"/>
-        <w:numPr>
-          <w:ilvl w:val="0"/>
-          <w:numId w:val="3"/>
-        </w:numPr>
-        <w:spacing w:after="80"/>
-      </w:pPr>
-      <w:r>
-        <w:rPr>
-          <w:sz w:val="22"/>
-          <w:szCs w:val="22"/>
-        </w:rPr>
-        <w:t xml:space="preserve">Pestaña </w:t>
+        <w:t xml:space="preserve">Haz clic derecho en </w:t>
+      </w:r>
+      <w:r>
+        <w:rPr>
+          <w:rFonts w:ascii="Consolas" w:cs="Consolas" w:eastAsia="Consolas" w:hAnsi="Consolas"/>
+          <w:sz w:val="20"/>
+          <w:szCs w:val="20"/>
+        </w:rPr>
+        <w:t xml:space="preserve">install_client_task.bat</w:t>
+      </w:r>
+      <w:r>
+        <w:rPr>
+          <w:sz w:val="22"/>
+          <w:szCs w:val="22"/>
+        </w:rPr>
+        <w:t xml:space="preserve"> &gt; </w:t>
       </w:r>
       <w:r>
         <w:rPr>
@@ -1887,30 +1967,14 @@
           <w:sz w:val="22"/>
           <w:szCs w:val="22"/>
         </w:rPr>
-        <w:t xml:space="preserve">General</w:t>
-      </w:r>
-      <w:r>
-        <w:rPr>
-          <w:sz w:val="22"/>
-          <w:szCs w:val="22"/>
-        </w:rPr>
-        <w:t xml:space="preserve">: ponle un nombre (p. ej. ClassroomClient) y marca </w:t>
-      </w:r>
-      <w:r>
-        <w:rPr>
-          <w:b/>
-          <w:bCs/>
-          <w:sz w:val="22"/>
-          <w:szCs w:val="22"/>
-        </w:rPr>
-        <w:t xml:space="preserve">“Ejecutar con los privilegios más altos”</w:t>
-      </w:r>
-      <w:r>
-        <w:rPr>
-          <w:sz w:val="22"/>
-          <w:szCs w:val="22"/>
-        </w:rPr>
-        <w:t xml:space="preserve"> (necesario para que el bloqueo total congele el teclado).</w:t>
+        <w:t xml:space="preserve">Ejecutar como administrador</w:t>
+      </w:r>
+      <w:r>
+        <w:rPr>
+          <w:sz w:val="22"/>
+          <w:szCs w:val="22"/>
+        </w:rPr>
+        <w:t xml:space="preserve">. Listo: queda registrado y arrancado.</w:t>
       </w:r>
     </w:p>
     <w:p>
@@ -1927,104 +1991,22 @@
           <w:sz w:val="22"/>
           <w:szCs w:val="22"/>
         </w:rPr>
-        <w:t xml:space="preserve">Pestaña </w:t>
-      </w:r>
-      <w:r>
-        <w:rPr>
-          <w:b/>
-          <w:bCs/>
-          <w:sz w:val="22"/>
-          <w:szCs w:val="22"/>
-        </w:rPr>
-        <w:t xml:space="preserve">Desencadenadores</w:t>
-      </w:r>
-      <w:r>
-        <w:rPr>
-          <w:sz w:val="22"/>
-          <w:szCs w:val="22"/>
-        </w:rPr>
-        <w:t xml:space="preserve"> &gt; Nuevo &gt; “Al iniciar sesión” &gt; Aceptar.</w:t>
-      </w:r>
-    </w:p>
-    <w:p>
-      <w:pPr>
-        <w:pStyle w:val="ListParagraph"/>
-        <w:numPr>
-          <w:ilvl w:val="0"/>
-          <w:numId w:val="3"/>
-        </w:numPr>
-        <w:spacing w:after="80"/>
-      </w:pPr>
-      <w:r>
-        <w:rPr>
-          <w:sz w:val="22"/>
-          <w:szCs w:val="22"/>
-        </w:rPr>
-        <w:t xml:space="preserve">Pestaña </w:t>
-      </w:r>
-      <w:r>
-        <w:rPr>
-          <w:b/>
-          <w:bCs/>
-          <w:sz w:val="22"/>
-          <w:szCs w:val="22"/>
-        </w:rPr>
-        <w:t xml:space="preserve">Acciones</w:t>
-      </w:r>
-      <w:r>
-        <w:rPr>
-          <w:sz w:val="22"/>
-          <w:szCs w:val="22"/>
-        </w:rPr>
-        <w:t xml:space="preserve"> &gt; Nuevo &gt; Programa: </w:t>
-      </w:r>
-    </w:p>
-    <w:p>
-      <w:pPr>
-        <w:pBdr>
-          <w:top w:val="single" w:color="DDDDDD" w:sz="4"/>
-          <w:bottom w:val="single" w:color="DDDDDD" w:sz="4"/>
-          <w:left w:val="single" w:color="DDDDDD" w:sz="4"/>
-          <w:right w:val="single" w:color="DDDDDD" w:sz="4"/>
-        </w:pBdr>
-        <w:shd w:fill="F2F3F5" w:color="auto" w:val="clear"/>
-        <w:spacing w:after="120" w:before="60"/>
-      </w:pPr>
-      <w:r>
-        <w:rPr>
-          <w:rFonts w:ascii="Consolas" w:cs="Consolas" w:eastAsia="Consolas" w:hAnsi="Consolas"/>
-          <w:sz w:val="19"/>
-          <w:szCs w:val="19"/>
-        </w:rPr>
-        <w:t xml:space="preserve">Programa o script:  C:\ClassroomControl\ClassroomClient.exe</w:t>
-      </w:r>
-      <w:r>
-        <w:br/>
-      </w:r>
-      <w:r>
-        <w:rPr>
-          <w:rFonts w:ascii="Consolas" w:cs="Consolas" w:eastAsia="Consolas" w:hAnsi="Consolas"/>
-          <w:sz w:val="19"/>
-          <w:szCs w:val="19"/>
-        </w:rPr>
-        <w:t xml:space="preserve">Iniciar en:         C:\ClassroomControl</w:t>
-      </w:r>
-    </w:p>
-    <w:p>
-      <w:pPr>
-        <w:pStyle w:val="ListParagraph"/>
-        <w:numPr>
-          <w:ilvl w:val="0"/>
-          <w:numId w:val="3"/>
-        </w:numPr>
-        <w:spacing w:after="80"/>
-      </w:pPr>
-      <w:r>
-        <w:rPr>
-          <w:sz w:val="22"/>
-          <w:szCs w:val="22"/>
-        </w:rPr>
-        <w:t xml:space="preserve">Acepta todo. La próxima vez que se inicie sesión, el agente arrancará solo.</w:t>
+        <w:t xml:space="preserve">Para quitarlo: </w:t>
+      </w:r>
+      <w:r>
+        <w:rPr>
+          <w:rFonts w:ascii="Consolas" w:cs="Consolas" w:eastAsia="Consolas" w:hAnsi="Consolas"/>
+          <w:sz w:val="20"/>
+          <w:szCs w:val="20"/>
+        </w:rPr>
+        <w:t xml:space="preserve">uninstall_client_task.bat</w:t>
+      </w:r>
+      <w:r>
+        <w:rPr>
+          <w:sz w:val="22"/>
+          <w:szCs w:val="22"/>
+        </w:rPr>
+        <w:t xml:space="preserve"> como administrador.</w:t>
       </w:r>
     </w:p>
     <w:p>
@@ -2046,14 +2028,27 @@
           <w:sz w:val="21"/>
           <w:szCs w:val="21"/>
         </w:rPr>
-        <w:t xml:space="preserve">Importante: </w:t>
+        <w:t xml:space="preserve">Mejor aún: </w:t>
       </w:r>
       <w:r>
         <w:rPr>
           <w:sz w:val="21"/>
           <w:szCs w:val="21"/>
         </w:rPr>
-        <w:t xml:space="preserve">El campo “Iniciar en” debe ser la carpeta del .exe, para que encuentre su client.ini.</w:t>
+        <w:t xml:space="preserve">Para muchos equipos, compila el instalador con Inno Setup (installer\ClassroomClient.iss): un único ClassroomClient-Setup.exe instala, configura y registra el arranque; admite despliegue silencioso por GPO. Ver installer\README.md.</w:t>
+      </w:r>
+    </w:p>
+    <w:p>
+      <w:pPr>
+        <w:spacing w:after="120"/>
+      </w:pPr>
+      <w:r>
+        <w:rPr>
+          <w:color w:val="555555"/>
+          <w:sz w:val="22"/>
+          <w:szCs w:val="22"/>
+        </w:rPr>
+        <w:t xml:space="preserve">Nota honesta: el vigilante corre en la sesión del alumno (para que la pantalla y el bloqueo funcionen). En cuentas de alumno estándar impide el cierre casual; un alumno administrador aún podría pararlo.</w:t>
       </w:r>
     </w:p>
     <w:p>
@@ -2143,6 +2138,23 @@
           <w:szCs w:val="22"/>
         </w:rPr>
         <w:t xml:space="preserve">Prueba los botones “… a todos” de la barra superior.</w:t>
+      </w:r>
+    </w:p>
+    <w:p>
+      <w:pPr>
+        <w:pStyle w:val="ListParagraph"/>
+        <w:numPr>
+          <w:ilvl w:val="0"/>
+          <w:numId w:val="2"/>
+        </w:numPr>
+        <w:spacing w:after="60"/>
+      </w:pPr>
+      <w:r>
+        <w:rPr>
+          <w:sz w:val="22"/>
+          <w:szCs w:val="22"/>
+        </w:rPr>
+        <w:t xml:space="preserve">Prueba “Proyectar pantalla”: tu pantalla debe verse en todos los equipos.</w:t>
       </w:r>
     </w:p>
     <w:p>

--- a/docs/Guia_Instalacion_Paso_a_Paso.docx
+++ b/docs/Guia_Instalacion_Paso_a_Paso.docx
@@ -2052,6 +2052,35 @@
       </w:r>
     </w:p>
     <w:p>
+      <w:pPr>
+        <w:pBdr>
+          <w:top w:val="single" w:color="E0A030" w:sz="6"/>
+          <w:bottom w:val="single" w:color="E0A030" w:sz="6"/>
+          <w:left w:val="single" w:color="E0A030" w:sz="6"/>
+          <w:right w:val="single" w:color="E0A030" w:sz="6"/>
+        </w:pBdr>
+        <w:shd w:fill="FFF4E5" w:color="auto" w:val="clear"/>
+        <w:spacing w:after="140" w:before="80"/>
+      </w:pPr>
+      <w:r>
+        <w:rPr>
+          <w:b/>
+          <w:bCs/>
+          <w:color w:val="9A6700"/>
+          <w:sz w:val="21"/>
+          <w:szCs w:val="21"/>
+        </w:rPr>
+        <w:t xml:space="preserve">Blindaje total: </w:t>
+      </w:r>
+      <w:r>
+        <w:rPr>
+          <w:sz w:val="21"/>
+          <w:szCs w:val="21"/>
+        </w:rPr>
+        <w:t xml:space="preserve">Para que no se pueda cerrar ni siquiera con administrador, instala el agente como Servicio de Windows: installer\install_client_service.bat (requiere Python + pywin32). No se usa a la vez que el vigilante. Ver installer\README.md.</w:t>
+      </w:r>
+    </w:p>
+    <w:p>
       <w:r>
         <w:br w:type="page"/>
       </w:r>
@@ -2155,6 +2184,40 @@
           <w:szCs w:val="22"/>
         </w:rPr>
         <w:t xml:space="preserve">Prueba “Proyectar pantalla”: tu pantalla debe verse en todos los equipos.</w:t>
+      </w:r>
+    </w:p>
+    <w:p>
+      <w:pPr>
+        <w:pStyle w:val="ListParagraph"/>
+        <w:numPr>
+          <w:ilvl w:val="0"/>
+          <w:numId w:val="2"/>
+        </w:numPr>
+        <w:spacing w:after="60"/>
+      </w:pPr>
+      <w:r>
+        <w:rPr>
+          <w:sz w:val="22"/>
+          <w:szCs w:val="22"/>
+        </w:rPr>
+        <w:t xml:space="preserve">Prueba “Bloquear webs” y “Bloquear apps” desde la barra superior.</w:t>
+      </w:r>
+    </w:p>
+    <w:p>
+      <w:pPr>
+        <w:pStyle w:val="ListParagraph"/>
+        <w:numPr>
+          <w:ilvl w:val="0"/>
+          <w:numId w:val="2"/>
+        </w:numPr>
+        <w:spacing w:after="60"/>
+      </w:pPr>
+      <w:r>
+        <w:rPr>
+          <w:sz w:val="22"/>
+          <w:szCs w:val="22"/>
+        </w:rPr>
+        <w:t xml:space="preserve">Prueba “Enviar archivo”: debe aparecer en el Escritorio del alumno (carpeta ClassroomControl).</w:t>
       </w:r>
     </w:p>
     <w:p>
